--- a/data/revised_2026-10_full/tracked/v2/Biology/SS3.3_Animal_Gaseous_Exchange_and_Respiration/Biology_Animal_Gaseous_Exchange_and_Respiration_SummaryTable_TRACKED.docx
+++ b/data/revised_2026-10_full/tracked/v2/Biology/SS3.3_Animal_Gaseous_Exchange_and_Respiration/Biology_Animal_Gaseous_Exchange_and_Respiration_SummaryTable_TRACKED.docx
@@ -1077,7 +1077,7 @@
               </w:rPr>
               <w:t xml:space="preserve">Learners learned that breathing is a mechanical, pressure-driven process: during inhalation, the diaphragm contracts and flattens while external intercostal muscles raise the rib cage, increasing thoracic volume and decreasing intrathoracic pressure below atmospheric pressure, causing air to flow in; during </w:t>
             </w:r>
-            <w:ins w:id="9001" w:author="Claude (AI) - proposed" w:date="2026-10-15T02:50:09Z">
+            <w:ins w:id="9001" w:author="Claude (AI) - proposed" w:date="2026-10-18T00:26:24Z">
               <w:r>
                 <w:rPr>
                   <w:rFonts w:ascii="Arial" w:cs="Arial" w:eastAsia="Arial" w:hAnsi="Arial"/>
@@ -1105,7 +1105,7 @@
               </w:rPr>
               <w:t xml:space="preserve">exhalation, these muscles relax</w:t>
             </w:r>
-            <w:ins w:id="9002" w:author="Claude (AI) - proposed" w:date="2026-10-15T02:50:09Z">
+            <w:ins w:id="9002" w:author="Claude (AI) - proposed" w:date="2026-10-18T00:26:24Z">
               <w:r>
                 <w:rPr>
                   <w:rFonts w:ascii="Arial" w:cs="Arial" w:eastAsia="Arial" w:hAnsi="Arial"/>
@@ -1133,7 +1133,7 @@
               </w:rPr>
               <w:t xml:space="preserve">, thoracic volume decreases, pressure rises, and air is expelled</w:t>
             </w:r>
-            <w:ins w:id="9003" w:author="Claude (AI) - proposed" w:date="2026-10-15T02:50:09Z">
+            <w:ins w:id="9003" w:author="Claude (AI) - proposed" w:date="2026-10-18T00:26:24Z">
               <w:r>
                 <w:rPr>
                   <w:rFonts w:ascii="Arial" w:cs="Arial" w:eastAsia="Arial" w:hAnsi="Arial"/>
@@ -1469,7 +1469,7 @@
               </w:rPr>
               <w:t xml:space="preserve">Learners learned that aerobic respiration occurs in the mitochondria of cells and uses glucose (from digested food such as ugali) and oxygen (delivered by the breathing and circulatory systems investigated in Lessons 1–5) to produce ATP (usable energy for muscle contraction), carbon dioxide, and water. The increased demand for ATP during exercise explains why both breathing rate and pulse rate rise — the body must deliver more oxygen and glucose to the mitochondria and remove more carbon dioxide.</w:t>
             </w:r>
-            <w:ins w:id="9004" w:author="Claude (AI) - proposed" w:date="2026-10-15T02:50:09Z">
+            <w:ins w:id="9004" w:author="Claude (AI) - proposed" w:date="2026-10-18T00:26:24Z">
               <w:r>
                 <w:rPr>
                   <w:rFonts w:ascii="Arial" w:cs="Arial" w:eastAsia="Arial" w:hAnsi="Arial"/>
@@ -1638,7 +1638,7 @@
               </w:rPr>
               <w:t xml:space="preserve">Learners learned that anaerobic respiration in yeast produces ethanol and carbon dioxide (</w:t>
             </w:r>
-            <w:del w:id="9005" w:author="Claude (AI) - proposed" w:date="2026-10-15T02:50:09Z">
+            <w:del w:id="9005" w:author="Claude (AI) - proposed" w:date="2026-10-18T00:26:24Z">
               <w:r>
                 <w:rPr>
                   <w:rFonts w:ascii="Arial" w:cs="Arial" w:eastAsia="Arial" w:hAnsi="Arial"/>
@@ -1653,7 +1653,7 @@
                 <w:delText xml:space="preserve">inflating the balloon)</w:delText>
               </w:r>
             </w:del>
-            <w:ins w:id="9006" w:author="Claude (AI) - proposed" w:date="2026-10-15T02:50:09Z">
+            <w:ins w:id="9006" w:author="Claude (AI) - proposed" w:date="2026-10-18T00:26:24Z">
               <w:r>
                 <w:rPr>
                   <w:rFonts w:ascii="Arial" w:cs="Arial" w:eastAsia="Arial" w:hAnsi="Arial"/>
@@ -1681,7 +1681,7 @@
               </w:rPr>
               <w:t xml:space="preserve"> and that anaerobic respiration in animal muscle cells produces lactic acid</w:t>
             </w:r>
-            <w:ins w:id="9007" w:author="Claude (AI) - proposed" w:date="2026-10-15T02:50:09Z">
+            <w:ins w:id="9007" w:author="Claude (AI) - proposed" w:date="2026-10-18T00:26:24Z">
               <w:r>
                 <w:rPr>
                   <w:rFonts w:ascii="Arial" w:cs="Arial" w:eastAsia="Arial" w:hAnsi="Arial"/>
@@ -1863,7 +1863,7 @@
               </w:rPr>
               <w:t xml:space="preserve">Today we learned that the body can burn different fuels — maize starch (carbohydrate) from ugali, fat from nyama choma, and protein from githeri — and each fuel produces a different ratio of CO₂ to O₂, measured as the Respiratory Quotient (RQ). Carbohydrate gives RQ = 1.0, fat gives RQ ≈ 0.7, and protein gives RQ ≈ 0.9. During prolonged exercise, the body shifts </w:t>
             </w:r>
-            <w:del w:id="9008" w:author="Claude (AI) - proposed" w:date="2026-10-15T02:50:09Z">
+            <w:del w:id="9008" w:author="Claude (AI) - proposed" w:date="2026-10-18T00:26:24Z">
               <w:r>
                 <w:rPr>
                   <w:rFonts w:ascii="Arial" w:cs="Arial" w:eastAsia="Arial" w:hAnsi="Arial"/>
@@ -1878,7 +1878,7 @@
                 <w:delText xml:space="preserve">from burning carbohydrate to burning</w:delText>
               </w:r>
             </w:del>
-            <w:ins w:id="9009" w:author="Claude (AI) - proposed" w:date="2026-10-15T02:50:09Z">
+            <w:ins w:id="9009" w:author="Claude (AI) - proposed" w:date="2026-10-18T00:26:24Z">
               <w:r>
                 <w:rPr>
                   <w:rFonts w:ascii="Arial" w:cs="Arial" w:eastAsia="Arial" w:hAnsi="Arial"/>
@@ -1906,7 +1906,7 @@
               </w:rPr>
               <w:t xml:space="preserve"> fat, which </w:t>
             </w:r>
-            <w:del w:id="9010" w:author="Claude (AI) - proposed" w:date="2026-10-15T02:50:09Z">
+            <w:del w:id="9010" w:author="Claude (AI) - proposed" w:date="2026-10-18T00:26:24Z">
               <w:r>
                 <w:rPr>
                   <w:rFonts w:ascii="Arial" w:cs="Arial" w:eastAsia="Arial" w:hAnsi="Arial"/>
@@ -1921,7 +1921,7 @@
                 <w:delText xml:space="preserve">requires MORE oxygen — explaining why</w:delText>
               </w:r>
             </w:del>
-            <w:ins w:id="9011" w:author="Claude (AI) - proposed" w:date="2026-10-15T02:50:09Z">
+            <w:ins w:id="9011" w:author="Claude (AI) - proposed" w:date="2026-10-18T00:26:24Z">
               <w:r>
                 <w:rPr>
                   <w:rFonts w:ascii="Arial" w:cs="Arial" w:eastAsia="Arial" w:hAnsi="Arial"/>
@@ -1949,7 +1949,7 @@
               </w:rPr>
               <w:t xml:space="preserve"> the lungs and heart </w:t>
             </w:r>
-            <w:del w:id="9012" w:author="Claude (AI) - proposed" w:date="2026-10-15T02:50:09Z">
+            <w:del w:id="9012" w:author="Claude (AI) - proposed" w:date="2026-10-18T00:26:24Z">
               <w:r>
                 <w:rPr>
                   <w:rFonts w:ascii="Arial" w:cs="Arial" w:eastAsia="Arial" w:hAnsi="Arial"/>
@@ -1964,7 +1964,7 @@
                 <w:delText xml:space="preserve">must work even harder</w:delText>
               </w:r>
             </w:del>
-            <w:ins w:id="9013" w:author="Claude (AI) - proposed" w:date="2026-10-15T02:50:09Z">
+            <w:ins w:id="9013" w:author="Claude (AI) - proposed" w:date="2026-10-18T00:26:24Z">
               <w:r>
                 <w:rPr>
                   <w:rFonts w:ascii="Arial" w:cs="Arial" w:eastAsia="Arial" w:hAnsi="Arial"/>
@@ -2025,7 +2025,7 @@
               </w:rPr>
               <w:t xml:space="preserve">The burning sensation in leg muscles during the short step-up exercise comes from lactic acid made by anaerobic respiration (Lesson 7), not from a change of fuel. During prolonged exercise, however, muscles switch toward fat (lower RQ), demanding more oxygen per unit of energy. </w:t>
             </w:r>
-            <w:del w:id="9014" w:author="Claude (AI) - proposed" w:date="2026-10-15T02:50:09Z">
+            <w:del w:id="9014" w:author="Claude (AI) - proposed" w:date="2026-10-18T00:26:24Z">
               <w:r>
                 <w:rPr>
                   <w:rFonts w:ascii="Arial" w:cs="Arial" w:eastAsia="Arial" w:hAnsi="Arial"/>
@@ -2040,7 +2040,7 @@
                 <w:delText xml:space="preserve">This is one</w:delText>
               </w:r>
             </w:del>
-            <w:ins w:id="9015" w:author="Claude (AI) - proposed" w:date="2026-10-15T02:50:09Z">
+            <w:ins w:id="9015" w:author="Claude (AI) - proposed" w:date="2026-10-18T00:26:24Z">
               <w:r>
                 <w:rPr>
                   <w:rFonts w:ascii="Arial" w:cs="Arial" w:eastAsia="Arial" w:hAnsi="Arial"/>
@@ -2068,7 +2068,7 @@
               </w:rPr>
               <w:t xml:space="preserve"> reason breathing rate and heart rate stay high in long exercise </w:t>
             </w:r>
-            <w:del w:id="9016" w:author="Claude (AI) - proposed" w:date="2026-10-15T02:50:09Z">
+            <w:del w:id="9016" w:author="Claude (AI) - proposed" w:date="2026-10-18T00:26:24Z">
               <w:r>
                 <w:rPr>
                   <w:rFonts w:ascii="Arial" w:cs="Arial" w:eastAsia="Arial" w:hAnsi="Arial"/>
@@ -2083,7 +2083,7 @@
                 <w:delText xml:space="preserve">— the body is responding not just to increased energy demand, but also to a change in the type of fuel being burned inside the muscle cells</w:delText>
               </w:r>
             </w:del>
-            <w:ins w:id="9017" w:author="Claude (AI) - proposed" w:date="2026-10-15T02:50:09Z">
+            <w:ins w:id="9017" w:author="Claude (AI) - proposed" w:date="2026-10-18T00:26:24Z">
               <w:r>
                 <w:rPr>
                   <w:rFonts w:ascii="Arial" w:cs="Arial" w:eastAsia="Arial" w:hAnsi="Arial"/>
@@ -2353,7 +2353,7 @@
               </w:rPr>
               <w:t xml:space="preserve">Learners analysed two graphs: (1) glucose concentration vs. CO₂ output in yeast, showing respiration rate rises then plateaus; (2) </w:t>
             </w:r>
-            <w:ins w:id="9018" w:author="Claude (AI) - proposed" w:date="2026-10-15T02:50:09Z">
+            <w:ins w:id="9018" w:author="Claude (AI) - proposed" w:date="2026-10-18T00:26:24Z">
               <w:r>
                 <w:rPr>
                   <w:rFonts w:ascii="Arial" w:cs="Arial" w:eastAsia="Arial" w:hAnsi="Arial"/>
@@ -2381,7 +2381,7 @@
               </w:rPr>
               <w:t xml:space="preserve">aerobic respiration rate</w:t>
             </w:r>
-            <w:ins w:id="9019" w:author="Claude (AI) - proposed" w:date="2026-10-15T02:50:09Z">
+            <w:ins w:id="9019" w:author="Claude (AI) - proposed" w:date="2026-10-18T00:26:24Z">
               <w:r>
                 <w:rPr>
                   <w:rFonts w:ascii="Arial" w:cs="Arial" w:eastAsia="Arial" w:hAnsi="Arial"/>
@@ -2409,7 +2409,7 @@
               </w:rPr>
               <w:t xml:space="preserve"> in Kenyan runners tested at Nairobi, Eldoret, and a high-altitude Mt. Kenya training camp, showing </w:t>
             </w:r>
-            <w:ins w:id="9020" w:author="Claude (AI) - proposed" w:date="2026-10-15T02:50:09Z">
+            <w:ins w:id="9020" w:author="Claude (AI) - proposed" w:date="2026-10-18T00:26:24Z">
               <w:r>
                 <w:rPr>
                   <w:rFonts w:ascii="Arial" w:cs="Arial" w:eastAsia="Arial" w:hAnsi="Arial"/>
@@ -2437,7 +2437,7 @@
               </w:rPr>
               <w:t xml:space="preserve">rate decreases with altitude</w:t>
             </w:r>
-            <w:del w:id="9021" w:author="Claude (AI) - proposed" w:date="2026-10-15T02:50:09Z">
+            <w:del w:id="9021" w:author="Claude (AI) - proposed" w:date="2026-10-18T00:26:24Z">
               <w:r>
                 <w:rPr>
                   <w:rFonts w:ascii="Arial" w:cs="Arial" w:eastAsia="Arial" w:hAnsi="Arial"/>
@@ -2839,7 +2839,7 @@
               </w:rPr>
               <w:t xml:space="preserve">Learners can now fully explain the anchoring phenomenon: why breathing rate doubles during exercise (</w:t>
             </w:r>
-            <w:del w:id="9022" w:author="Claude (AI) - proposed" w:date="2026-10-15T02:50:09Z">
+            <w:del w:id="9022" w:author="Claude (AI) - proposed" w:date="2026-10-18T00:26:24Z">
               <w:r>
                 <w:rPr>
                   <w:rFonts w:ascii="Arial" w:cs="Arial" w:eastAsia="Arial" w:hAnsi="Arial"/>
@@ -2854,7 +2854,7 @@
                 <w:delText xml:space="preserve">increased CO₂ and decreased O₂ in blood stimulate</w:delText>
               </w:r>
             </w:del>
-            <w:ins w:id="9023" w:author="Claude (AI) - proposed" w:date="2026-10-15T02:50:09Z">
+            <w:ins w:id="9023" w:author="Claude (AI) - proposed" w:date="2026-10-18T00:26:24Z">
               <w:r>
                 <w:rPr>
                   <w:rFonts w:ascii="Arial" w:cs="Arial" w:eastAsia="Arial" w:hAnsi="Arial"/>
@@ -3004,7 +3004,7 @@
         </w:rPr>
         <w:t xml:space="preserve">© 2026 SeaVuria and ARES. This work is licensed under a </w:t>
       </w:r>
-      <w:hyperlink w:history="1" r:id="rIdwrk1keoowhjhgr596gf9k">
+      <w:hyperlink w:history="1" r:id="rIdhu0xz_cnggwnzdkd66sc6">
         <w:r>
           <w:rPr>
             <w:rFonts w:ascii="Arial" w:cs="Arial" w:eastAsia="Arial" w:hAnsi="Arial"/>
@@ -3024,7 +3024,7 @@
         </w:rPr>
         <w:t xml:space="preserve"> (</w:t>
       </w:r>
-      <w:hyperlink w:history="1" r:id="rIddbelzxf_wh5cp3w8rmfvm">
+      <w:hyperlink w:history="1" r:id="rId3p6mhvrqu6cltlvl-yor7">
         <w:r>
           <w:rPr>
             <w:rFonts w:ascii="Arial" w:cs="Arial" w:eastAsia="Arial" w:hAnsi="Arial"/>
@@ -3044,7 +3044,7 @@
         </w:rPr>
         <w:t xml:space="preserve">). To view a copy of this license, visit </w:t>
       </w:r>
-      <w:hyperlink w:history="1" r:id="rIdkyyhawa7rp60jb5dgt5go">
+      <w:hyperlink w:history="1" r:id="rIdl3thpdgyylwlc4yhmlm_w">
         <w:r>
           <w:rPr>
             <w:rFonts w:ascii="Arial" w:cs="Arial" w:eastAsia="Arial" w:hAnsi="Arial"/>
